--- a/document_templates/russian_library/Исковые_заявления/Защита_чести_достоинства_и_деловой_репутации/шаблон_Исковое_заявление_о_защите_деловой_репутации_С_представителем_.docx
+++ b/document_templates/russian_library/Исковые_заявления/Защита_чести_достоинства_и_деловой_репутации/шаблон_Исковое_заявление_о_защите_деловой_репутации_С_представителем_.docx
@@ -13,15 +13,14 @@
           <w:lang w:val="en-US"/>
         </w:rPr>
       </w:pPr>
-      <w:proofErr w:type="gramStart"/>
-      <w:r>
-        <w:rPr>
-          <w:rFonts w:ascii="Times New Roman" w:hAnsi="Times New Roman" w:cs="Times New Roman"/>
-          <w:sz w:val="24"/>
-          <w:szCs w:val="24"/>
-          <w:lang w:val="en-US"/>
-        </w:rPr>
-        <w:t>{{ in_w_t_w_r_w_prooferr_w_type_gramend_w_r_w_rpr_w_rfonts_w_ascii_times_new_roman_w_hansi_times_new_roman_w_cs_times_new_roman_w_sz_w_val_24_w_szcs_w_val_24_w_lang_w_val_en_us_w_rpr_w_t_xml_space_preserve_court_name }}</w:t>
+      <w:r>
+        <w:rPr>
+          <w:rFonts w:ascii="Times New Roman" w:hAnsi="Times New Roman" w:cs="Times New Roman"/>
+          <w:sz w:val="24"/>
+          <w:szCs w:val="24"/>
+          <w:lang w:val="en-US"/>
+        </w:rPr>
+        <w:t>{{ in_court_name }}</w:t>
       </w:r>
     </w:p>
     <w:p>
@@ -35,15 +34,14 @@
           <w:lang w:val="en-US"/>
         </w:rPr>
       </w:pPr>
-      <w:proofErr w:type="gramStart"/>
-      <w:r>
-        <w:rPr>
-          <w:rFonts w:ascii="Times New Roman" w:hAnsi="Times New Roman" w:cs="Times New Roman"/>
-          <w:sz w:val="24"/>
-          <w:szCs w:val="24"/>
-          <w:lang w:val="en-US"/>
-        </w:rPr>
-        <w:t xml:space="preserve">{{ w_t_w_r_w_r_w_rpr_w_rfonts_w_ascii_times_new_roman_w_hansi_times_new_roman_w_cs_times_new_roman_w_sz_w_val_24_w_szcs_w_val_24_w_lang_w_val_en_us_w_rpr_w_t_court_w_t_w_r_w_prooferr_w_type_gramend_w_r_w_rsidrpr_0087387a_w_rpr_w_rfonts_w_ascii_times_new_roman_w_hansi_times_new_roman_w_cs_times_new_roman_w_sz_w_val_24_w_szcs_w_val_24_w_lang_w_val_en_us_w_rpr_w_t_xml_space_preserve_w_t_w_r_w_r_w_rpr_w_rfonts_w_ascii_times_new_roman_w_hansi_times_new_roman_w_cs_times_new_roman_w_sz_w_val_24_w_szcs_w_val_24_w_lang_w_val_en_us_w_rpr_w_t_address_w_t_w_r_w_r_w_rsidrpr_0087387a_w_rpr_w_rfonts_w_ascii_times_new_roman_w_hansi_times_new_roman_w_cs_times_new_roman_w_sz_w_val_24_w_szcs_w_val_24_w_lang_w_val_en_us_w_rpr_w_t_xml_space_preserve }}</w:t>
+      <w:r>
+        <w:rPr>
+          <w:rFonts w:ascii="Times New Roman" w:hAnsi="Times New Roman" w:cs="Times New Roman"/>
+          <w:sz w:val="24"/>
+          <w:szCs w:val="24"/>
+          <w:lang w:val="en-US"/>
+        </w:rPr>
+        <w:t xml:space="preserve">{{ court_address }}</w:t>
       </w:r>
     </w:p>
     <w:p>
@@ -127,7 +125,7 @@
           <w:szCs w:val="24"/>
           <w:lang w:val="en-US"/>
         </w:rPr>
-        <w:t xml:space="preserve">: {{ w_t_w_r_w_r_w_rpr_w_rfonts_w_ascii_times_new_roman_w_hansi_times_new_roman_w_cs_times_new_roman_w_sz_w_val_24_w_szcs_w_val_24_w_lang_w_val_en_us_w_rpr_w_t_plaintiff_registration_address }}</w:t>
+        <w:t xml:space="preserve">: {{ plaintiff_registration_address }}</w:t>
       </w:r>
     </w:p>
     <w:p>
@@ -154,7 +152,7 @@
           <w:sz w:val="24"/>
           <w:szCs w:val="24"/>
         </w:rPr>
-        <w:t xml:space="preserve">{{ w_t_w_r_w_r_w_rpr_w_rfonts_w_ascii_times_new_roman_w_hansi_times_new_roman_w_cs_times_new_roman_w_sz_w_val_24_w_szcs_w_val_24_w_lang_w_val_en_us_w_rpr_w_t_plaintiff_representative }}</w:t>
+        <w:t xml:space="preserve">{{ plaintiff_representative }}</w:t>
       </w:r>
     </w:p>
     <w:p>
@@ -181,7 +179,7 @@
           <w:sz w:val="24"/>
           <w:szCs w:val="24"/>
         </w:rPr>
-        <w:t xml:space="preserve">: {{ w_t_w_r_w_r_w_rpr_w_rfonts_w_ascii_times_new_roman_w_hansi_times_new_roman_w_cs_times_new_roman_w_sz_w_val_24_w_szcs_w_val_24_w_lang_w_val_en_us_w_rpr_w_t_defendant_w_t_w_r_w_r_w_rsidrpr_00e6169a_w_rpr_w_rfonts_w_ascii_times_new_roman_w_hansi_times_new_roman_w_cs_times_new_roman_w_sz_w_val_24_w_szcs_w_val_24_w_rpr_w_t_xml_space_preserve }}</w:t>
+        <w:t xml:space="preserve">: {{ defendant }}</w:t>
       </w:r>
     </w:p>
     <w:p>
@@ -310,17 +308,16 @@
           <w:szCs w:val="24"/>
           <w:lang w:val="en-US"/>
         </w:rPr>
-        <w:t xml:space="preserve">{{ w_t_w_r_w_r_w_rsidr_0087387a_w_rsidrpr_0087387a_w_rpr_w_rfonts_w_ascii_times_new_roman_w_hansi_times_new_roman_w_cs_times_new_roman_w_sz_w_val_24_w_szcs_w_val_24_w_lang_w_val_en_us_w_rpr_w_t_the_plaintiffs_position_and_where_he_works_w_t_w_r_w_r_w_rsidr_0087387a_w_rpr_w_rfonts_w_ascii_times_new_roman_w_hansi_times_new_roman_w_cs_times_new_roman_w_sz_w_val_24_w_szcs_w_val_24_w_lang_w_val_en_us_w_rpr_w_t_xml_space_preserve }}. </w:t>
-      </w:r>
-      <w:proofErr w:type="gramStart"/>
-      <w:r>
-        <w:rPr>
-          <w:rFonts w:ascii="Times New Roman" w:hAnsi="Times New Roman" w:cs="Times New Roman"/>
-          <w:sz w:val="24"/>
-          <w:szCs w:val="24"/>
-          <w:lang w:val="en-US"/>
-        </w:rPr>
-        <w:t>{{ episode_w_t_w_r_w_prooferr_w_type_gramend_w_r_w_rsidr_0087387a_w_rpr_w_rfonts_w_ascii_times_new_roman_w_hansi_times_new_roman_w_cs_times_new_roman_w_sz_w_val_24_w_szcs_w_val_24_w_lang_w_val_en_us_w_rpr_w_t_xml_space_preserve_date }}</w:t>
+        <w:t xml:space="preserve">{{ the_plaintiffs_position_and_where_he_works }}. </w:t>
+      </w:r>
+      <w:r>
+        <w:rPr>
+          <w:rFonts w:ascii="Times New Roman" w:hAnsi="Times New Roman" w:cs="Times New Roman"/>
+          <w:sz w:val="24"/>
+          <w:szCs w:val="24"/>
+          <w:lang w:val="en-US"/>
+        </w:rPr>
+        <w:t>{{ episode_date }}</w:t>
       </w:r>
       <w:r>
         <w:rPr>
@@ -434,7 +431,7 @@
           <w:sz w:val="24"/>
           <w:szCs w:val="24"/>
         </w:rPr>
-        <w:t xml:space="preserve">{{ w_t_w_r_w_r_w_rsidr_0087387a_w_rpr_w_rfonts_w_ascii_times_new_roman_w_hansi_times_new_roman_w_cs_times_new_roman_w_sz_w_val_24_w_szcs_w_val_24_w_lang_w_val_en_us_w_rpr_w_t_defendant_w_t_w_r_w_r_w_rsidr_0087387a_w_rsidrpr_0087387a_w_rpr_w_rfonts_w_ascii_times_new_roman_w_hansi_times_new_roman_w_cs_times_new_roman_w_sz_w_val_24_w_szcs_w_val_24_w_rpr_w_t_xml_space_preserve_w_t_w_r_w_r_w_rsidr_0087387a_w_rpr_w_rfonts_w_ascii_times_new_roman_w_hansi_times_new_roman_w_cs_times_new_roman_w_sz_w_val_24_w_szcs_w_val_24_w_lang_w_val_en_us_w_rpr_w_t_rod_w_t_w_r_w_r_w_rsidr_0087387a_w_rsidrpr_0087387a_w_rpr_w_rfonts_w_ascii_times_new_roman_w_hansi_times_new_roman_w_cs_times_new_roman_w_sz_w_val_24_w_szcs_w_val_24_w_rpr_w_t_xml_space_preserve }}</w:t>
+        <w:t xml:space="preserve">{{ defendant_rod }}</w:t>
       </w:r>
       <w:r>
         <w:rPr>
@@ -450,7 +447,7 @@
           <w:sz w:val="24"/>
           <w:szCs w:val="24"/>
         </w:rPr>
-        <w:t xml:space="preserve">{{ w_t_w_r_w_r_w_rsidr_0087387a_w_rpr_w_rfonts_w_ascii_times_new_roman_w_hansi_times_new_roman_w_cs_times_new_roman_w_sz_w_val_24_w_szcs_w_val_24_w_lang_w_val_en_us_w_rpr_w_t_amount_w_t_w_r_w_r_w_rsidr_0087387a_w_rsidrpr_0087387a_w_rpr_w_rfonts_w_ascii_times_new_roman_w_hansi_times_new_roman_w_cs_times_new_roman_w_sz_w_val_24_w_szcs_w_val_24_w_rpr_w_t_xml_space_preserve_w_t_w_r_w_r_w_rsidr_0087387a_w_rpr_w_rfonts_w_ascii_times_new_roman_w_hansi_times_new_roman_w_cs_times_new_roman_w_sz_w_val_24_w_szcs_w_val_24_w_lang_w_val_en_us_w_rpr_w_t_of_w_t_w_r_w_r_w_rsidr_0087387a_w_rsidrpr_0087387a_w_rpr_w_rfonts_w_ascii_times_new_roman_w_hansi_times_new_roman_w_cs_times_new_roman_w_sz_w_val_24_w_szcs_w_val_24_w_rpr_w_t_xml_space_preserve_w_t_w_r_w_r_w_rsidr_0087387a_w_rpr_w_rfonts_w_ascii_times_new_roman_w_hansi_times_new_roman_w_cs_times_new_roman_w_sz_w_val_24_w_szcs_w_val_24_w_lang_w_val_en_us_w_rpr_w_t_recovery_w_t_w_r_w_r_w_rsidr_0087387a_w_rsidrpr_0087387a_w_rpr_w_rfonts_w_ascii_times_new_roman_w_hansi_times_new_roman_w_cs_times_new_roman_w_sz_w_val_24_w_szcs_w_val_24_w_rpr_w_t_xml_space_preserve }}</w:t>
+        <w:t xml:space="preserve">{{ amount_of_recovery }}</w:t>
       </w:r>
       <w:r>
         <w:rPr>
@@ -480,15 +477,14 @@
           <w:lang w:val="en-US"/>
         </w:rPr>
       </w:pPr>
-      <w:proofErr w:type="gramStart"/>
-      <w:r>
-        <w:rPr>
-          <w:rFonts w:ascii="Times New Roman" w:hAnsi="Times New Roman" w:cs="Times New Roman"/>
-          <w:sz w:val="24"/>
-          <w:szCs w:val="24"/>
-          <w:lang w:val="en-US"/>
-        </w:rPr>
-        <w:t>{{ plaintiff_w_t_w_r_w_prooferr_w_type_gramend_w_r_w_rpr_w_rfonts_w_ascii_times_new_roman_w_hansi_times_new_roman_w_cs_times_new_roman_w_sz_w_val_24_w_szcs_w_val_24_w_lang_w_val_en_us_w_rpr_w_t_xml_space_preserve }}</w:t>
+      <w:r>
+        <w:rPr>
+          <w:rFonts w:ascii="Times New Roman" w:hAnsi="Times New Roman" w:cs="Times New Roman"/>
+          <w:sz w:val="24"/>
+          <w:szCs w:val="24"/>
+          <w:lang w:val="en-US"/>
+        </w:rPr>
+        <w:t>{{ plaintiff }}</w:t>
       </w:r>
       <w:r>
         <w:rPr>
